--- a/data/revised_2026-10_full/tracked/v2/Core_Mathematics/SS2.4_Trigonometry_1/Core_Mathematics_Trigonometry_1_FinalExplanation_TeacherKey_TRACKED.docx
+++ b/data/revised_2026-10_full/tracked/v2/Core_Mathematics/SS2.4_Trigonometry_1/Core_Mathematics_Trigonometry_1_FinalExplanation_TeacherKey_TRACKED.docx
@@ -232,7 +232,7 @@
               </w:rPr>
               <w:t xml:space="preserve">Driving question: How can we use the angles and one side of a right-angled triangle to find any unknown height or distance, and how does this help Kenyans solve real problems in construction, surveying and everyday life? Answer every section in the space below it. Use the Kenya Power mast near the school in Nakuru County as your main example: a student stands 40 m from the base of the mast and measures the angle of elevation to the top as about 50°. Draw neat, labelled diagrams, show every step of your working, include units, and write a full sentence for each final answer. You may use your mathematical tables, calculator and Special Angles Reference Card. Where a table value is needed it is given to you.</w:t>
             </w:r>
-            <w:ins w:id="9001" w:author="Claude (AI) - proposed" w:date="2026-10-15T20:14:11Z">
+            <w:ins w:id="9001" w:author="Claude (AI) - proposed" w:date="2026-10-18T00:27:39Z">
               <w:r>
                 <w:rPr>
                   <w:rFonts w:ascii="Arial" w:cs="Arial" w:eastAsia="Arial" w:hAnsi="Arial"/>
@@ -864,7 +864,7 @@
               </w:rPr>
               <w:t xml:space="preserve">A </w:t>
             </w:r>
-            <w:del w:id="9002" w:author="Claude (AI) - proposed" w:date="2026-10-15T20:14:11Z">
+            <w:del w:id="9002" w:author="Claude (AI) - proposed" w:date="2026-10-18T00:27:39Z">
               <w:r>
                 <w:rPr>
                   <w:rFonts w:ascii="Arial" w:cs="Arial" w:eastAsia="Arial" w:hAnsi="Arial"/>
@@ -879,7 +879,7 @@
                 <w:delText xml:space="preserve">wheelchair ramp</w:delText>
               </w:r>
             </w:del>
-            <w:ins w:id="9003" w:author="Claude (AI) - proposed" w:date="2026-10-15T20:14:11Z">
+            <w:ins w:id="9003" w:author="Claude (AI) - proposed" w:date="2026-10-18T00:27:39Z">
               <w:r>
                 <w:rPr>
                   <w:rFonts w:ascii="Arial" w:cs="Arial" w:eastAsia="Arial" w:hAnsi="Arial"/>
@@ -1193,7 +1193,7 @@
               <w:spacing w:after="40" w:before="0"/>
               <w:jc w:val="left"/>
             </w:pPr>
-            <w:ins w:id="9004" w:author="Claude (AI) - proposed" w:date="2026-10-15T20:14:11Z">
+            <w:ins w:id="9004" w:author="Claude (AI) - proposed" w:date="2026-10-18T00:27:39Z">
               <w:r>
                 <w:rPr>
                   <w:rFonts w:ascii="Arial" w:cs="Arial" w:eastAsia="Arial" w:hAnsi="Arial"/>
@@ -1241,7 +1241,7 @@
               <w:spacing w:after="40" w:before="0"/>
               <w:jc w:val="left"/>
             </w:pPr>
-            <w:ins w:id="9005" w:author="Claude (AI) - proposed" w:date="2026-10-15T20:14:11Z">
+            <w:ins w:id="9005" w:author="Claude (AI) - proposed" w:date="2026-10-18T00:27:39Z">
               <w:r>
                 <w:rPr>
                   <w:rFonts w:ascii="Arial" w:cs="Arial" w:eastAsia="Arial" w:hAnsi="Arial"/>
@@ -1289,7 +1289,7 @@
               <w:spacing w:after="40" w:before="0"/>
               <w:jc w:val="left"/>
             </w:pPr>
-            <w:ins w:id="9006" w:author="Claude (AI) - proposed" w:date="2026-10-15T20:14:11Z">
+            <w:ins w:id="9006" w:author="Claude (AI) - proposed" w:date="2026-10-18T00:27:39Z">
               <w:r>
                 <w:rPr>
                   <w:rFonts w:ascii="Arial" w:cs="Arial" w:eastAsia="Arial" w:hAnsi="Arial"/>
@@ -1372,7 +1372,7 @@
               <w:spacing w:after="40" w:before="0"/>
               <w:jc w:val="left"/>
             </w:pPr>
-            <w:ins w:id="9007" w:author="Claude (AI) - proposed" w:date="2026-10-15T20:14:11Z">
+            <w:ins w:id="9007" w:author="Claude (AI) - proposed" w:date="2026-10-18T00:27:39Z">
               <w:r>
                 <w:rPr>
                   <w:rFonts w:ascii="Arial" w:cs="Arial" w:eastAsia="Arial" w:hAnsi="Arial"/>
@@ -1420,7 +1420,7 @@
               <w:spacing w:after="40" w:before="0"/>
               <w:jc w:val="left"/>
             </w:pPr>
-            <w:ins w:id="9008" w:author="Claude (AI) - proposed" w:date="2026-10-15T20:14:11Z">
+            <w:ins w:id="9008" w:author="Claude (AI) - proposed" w:date="2026-10-18T00:27:39Z">
               <w:r>
                 <w:rPr>
                   <w:rFonts w:ascii="Arial" w:cs="Arial" w:eastAsia="Arial" w:hAnsi="Arial"/>
@@ -1468,7 +1468,7 @@
               <w:spacing w:after="40" w:before="0"/>
               <w:jc w:val="left"/>
             </w:pPr>
-            <w:ins w:id="9009" w:author="Claude (AI) - proposed" w:date="2026-10-15T20:14:11Z">
+            <w:ins w:id="9009" w:author="Claude (AI) - proposed" w:date="2026-10-18T00:27:39Z">
               <w:r>
                 <w:rPr>
                   <w:rFonts w:ascii="Arial" w:cs="Arial" w:eastAsia="Arial" w:hAnsi="Arial"/>
@@ -1551,7 +1551,7 @@
               <w:spacing w:after="40" w:before="0"/>
               <w:jc w:val="left"/>
             </w:pPr>
-            <w:ins w:id="9010" w:author="Claude (AI) - proposed" w:date="2026-10-15T20:14:11Z">
+            <w:ins w:id="9010" w:author="Claude (AI) - proposed" w:date="2026-10-18T00:27:39Z">
               <w:r>
                 <w:rPr>
                   <w:rFonts w:ascii="Arial" w:cs="Arial" w:eastAsia="Arial" w:hAnsi="Arial"/>
@@ -1599,7 +1599,7 @@
               <w:spacing w:after="40" w:before="0"/>
               <w:jc w:val="left"/>
             </w:pPr>
-            <w:ins w:id="9011" w:author="Claude (AI) - proposed" w:date="2026-10-15T20:14:11Z">
+            <w:ins w:id="9011" w:author="Claude (AI) - proposed" w:date="2026-10-18T00:27:39Z">
               <w:r>
                 <w:rPr>
                   <w:rFonts w:ascii="Arial" w:cs="Arial" w:eastAsia="Arial" w:hAnsi="Arial"/>
@@ -1647,7 +1647,7 @@
               <w:spacing w:after="40" w:before="0"/>
               <w:jc w:val="left"/>
             </w:pPr>
-            <w:ins w:id="9012" w:author="Claude (AI) - proposed" w:date="2026-10-15T20:14:11Z">
+            <w:ins w:id="9012" w:author="Claude (AI) - proposed" w:date="2026-10-18T00:27:39Z">
               <w:r>
                 <w:rPr>
                   <w:rFonts w:ascii="Arial" w:cs="Arial" w:eastAsia="Arial" w:hAnsi="Arial"/>
@@ -1730,7 +1730,7 @@
               <w:spacing w:after="40" w:before="0"/>
               <w:jc w:val="left"/>
             </w:pPr>
-            <w:ins w:id="9013" w:author="Claude (AI) - proposed" w:date="2026-10-15T20:14:11Z">
+            <w:ins w:id="9013" w:author="Claude (AI) - proposed" w:date="2026-10-18T00:27:39Z">
               <w:r>
                 <w:rPr>
                   <w:rFonts w:ascii="Arial" w:cs="Arial" w:eastAsia="Arial" w:hAnsi="Arial"/>
@@ -1778,7 +1778,7 @@
               <w:spacing w:after="40" w:before="0"/>
               <w:jc w:val="left"/>
             </w:pPr>
-            <w:ins w:id="9014" w:author="Claude (AI) - proposed" w:date="2026-10-15T20:14:11Z">
+            <w:ins w:id="9014" w:author="Claude (AI) - proposed" w:date="2026-10-18T00:27:39Z">
               <w:r>
                 <w:rPr>
                   <w:rFonts w:ascii="Arial" w:cs="Arial" w:eastAsia="Arial" w:hAnsi="Arial"/>
@@ -1826,7 +1826,7 @@
               <w:spacing w:after="40" w:before="0"/>
               <w:jc w:val="left"/>
             </w:pPr>
-            <w:ins w:id="9015" w:author="Claude (AI) - proposed" w:date="2026-10-15T20:14:11Z">
+            <w:ins w:id="9015" w:author="Claude (AI) - proposed" w:date="2026-10-18T00:27:39Z">
               <w:r>
                 <w:rPr>
                   <w:rFonts w:ascii="Arial" w:cs="Arial" w:eastAsia="Arial" w:hAnsi="Arial"/>
@@ -1909,7 +1909,7 @@
               <w:spacing w:after="40" w:before="0"/>
               <w:jc w:val="left"/>
             </w:pPr>
-            <w:ins w:id="9016" w:author="Claude (AI) - proposed" w:date="2026-10-15T20:14:11Z">
+            <w:ins w:id="9016" w:author="Claude (AI) - proposed" w:date="2026-10-18T00:27:39Z">
               <w:r>
                 <w:rPr>
                   <w:rFonts w:ascii="Arial" w:cs="Arial" w:eastAsia="Arial" w:hAnsi="Arial"/>
@@ -1957,7 +1957,7 @@
               <w:spacing w:after="40" w:before="0"/>
               <w:jc w:val="left"/>
             </w:pPr>
-            <w:ins w:id="9017" w:author="Claude (AI) - proposed" w:date="2026-10-15T20:14:11Z">
+            <w:ins w:id="9017" w:author="Claude (AI) - proposed" w:date="2026-10-18T00:27:39Z">
               <w:r>
                 <w:rPr>
                   <w:rFonts w:ascii="Arial" w:cs="Arial" w:eastAsia="Arial" w:hAnsi="Arial"/>
@@ -2005,7 +2005,7 @@
               <w:spacing w:after="40" w:before="0"/>
               <w:jc w:val="left"/>
             </w:pPr>
-            <w:ins w:id="9018" w:author="Claude (AI) - proposed" w:date="2026-10-15T20:14:11Z">
+            <w:ins w:id="9018" w:author="Claude (AI) - proposed" w:date="2026-10-18T00:27:39Z">
               <w:r>
                 <w:rPr>
                   <w:rFonts w:ascii="Arial" w:cs="Arial" w:eastAsia="Arial" w:hAnsi="Arial"/>
@@ -2155,7 +2155,7 @@
         </w:rPr>
         <w:t xml:space="preserve">© 2026 SeaVuria and ARES. This work is licensed under a </w:t>
       </w:r>
-      <w:hyperlink w:history="1" r:id="rIdoimhzw8bcudmjnzcxmiqq">
+      <w:hyperlink w:history="1" r:id="rIdcws3rn2lyabeypx23zn3d">
         <w:r>
           <w:rPr>
             <w:rFonts w:ascii="Arial" w:cs="Arial" w:eastAsia="Arial" w:hAnsi="Arial"/>
@@ -2175,7 +2175,7 @@
         </w:rPr>
         <w:t xml:space="preserve"> (</w:t>
       </w:r>
-      <w:hyperlink w:history="1" r:id="rIdss7an6rtikwj-jmxxphnv">
+      <w:hyperlink w:history="1" r:id="rIdzm148vcufdb4ssdmglngu">
         <w:r>
           <w:rPr>
             <w:rFonts w:ascii="Arial" w:cs="Arial" w:eastAsia="Arial" w:hAnsi="Arial"/>
@@ -2195,7 +2195,7 @@
         </w:rPr>
         <w:t xml:space="preserve">). To view a copy of this license, visit </w:t>
       </w:r>
-      <w:hyperlink w:history="1" r:id="rIdmr08-rzpewhlv0fnfhd7g">
+      <w:hyperlink w:history="1" r:id="rIdhbbbeowv-gt2_wazm_i4v">
         <w:r>
           <w:rPr>
             <w:rFonts w:ascii="Arial" w:cs="Arial" w:eastAsia="Arial" w:hAnsi="Arial"/>
